--- a/examples/regression/doc/01-interpretable-tree.docx
+++ b/examples/regression/doc/01-interpretable-tree.docx
@@ -210,7 +210,7 @@
         <w:rPr>
           <w:rStyle w:val="VerbatimChar"/>
         </w:rPr>
-        <w:t xml:space="preserve">##      crim      zn        indus     chas      nox       rm        age       dis       rad       tax       ptratio  </w:t>
+        <w:t xml:space="preserve">##      crim      zn        indus     chas      nox       rm        age       dis       rad       tax       ptratio   black    </w:t>
       </w:r>
       <w:r>
         <w:br/>
@@ -219,7 +219,7 @@
         <w:rPr>
           <w:rStyle w:val="VerbatimChar"/>
         </w:rPr>
-        <w:t xml:space="preserve">## [1,] "numeric" "numeric" "numeric" "integer" "numeric" "numeric" "numeric" "numeric" "integer" "numeric" "numeric"</w:t>
+        <w:t xml:space="preserve">## [1,] "numeric" "numeric" "numeric" "integer" "numeric" "numeric" "numeric" "numeric" "integer" "numeric" "numeric" "numeric"</w:t>
       </w:r>
       <w:r>
         <w:br/>
@@ -228,7 +228,7 @@
         <w:rPr>
           <w:rStyle w:val="VerbatimChar"/>
         </w:rPr>
-        <w:t xml:space="preserve">##      black     lstat     medv     </w:t>
+        <w:t xml:space="preserve">##      lstat     medv     </w:t>
       </w:r>
       <w:r>
         <w:br/>
@@ -237,7 +237,7 @@
         <w:rPr>
           <w:rStyle w:val="VerbatimChar"/>
         </w:rPr>
-        <w:t xml:space="preserve">## [1,] "numeric" "numeric" "numeric"</w:t>
+        <w:t xml:space="preserve">## [1,] "numeric" "numeric"</w:t>
       </w:r>
     </w:p>
     <w:p>

--- a/examples/regression/doc/01-interpretable-tree.docx
+++ b/examples/regression/doc/01-interpretable-tree.docx
@@ -58,6 +58,45 @@
       </w:pPr>
       <w:r>
         <w:rPr>
+          <w:rStyle w:val="FunctionTok"/>
+        </w:rPr>
+        <w:t xml:space="preserve">source</w:t>
+      </w:r>
+      <w:r>
+        <w:rPr>
+          <w:rStyle w:val="NormalTok"/>
+        </w:rPr>
+        <w:t xml:space="preserve">(</w:t>
+      </w:r>
+      <w:r>
+        <w:rPr>
+          <w:rStyle w:val="FunctionTok"/>
+        </w:rPr>
+        <w:t xml:space="preserve">url</w:t>
+      </w:r>
+      <w:r>
+        <w:rPr>
+          <w:rStyle w:val="NormalTok"/>
+        </w:rPr>
+        <w:t xml:space="preserve">(</w:t>
+      </w:r>
+      <w:r>
+        <w:rPr>
+          <w:rStyle w:val="StringTok"/>
+        </w:rPr>
+        <w:t xml:space="preserve">"https://raw.githubusercontent.com/cefet-rj-dal/daltoolbox/main/examples/seed.R"</w:t>
+      </w:r>
+      <w:r>
+        <w:rPr>
+          <w:rStyle w:val="NormalTok"/>
+        </w:rPr>
+        <w:t xml:space="preserve">))</w:t>
+      </w:r>
+      <w:r>
+        <w:br/>
+      </w:r>
+      <w:r>
+        <w:rPr>
           <w:rStyle w:val="CommentTok"/>
         </w:rPr>
         <w:t xml:space="preserve"># Regression Decision Tree</w:t>
@@ -210,7 +249,7 @@
         <w:rPr>
           <w:rStyle w:val="VerbatimChar"/>
         </w:rPr>
-        <w:t xml:space="preserve">##      crim      zn        indus     chas      nox       rm        age       dis       rad       tax       ptratio   black    </w:t>
+        <w:t xml:space="preserve">##      crim      zn        indus     chas      nox       rm        age       dis       rad       tax       ptratio  </w:t>
       </w:r>
       <w:r>
         <w:br/>
@@ -219,7 +258,7 @@
         <w:rPr>
           <w:rStyle w:val="VerbatimChar"/>
         </w:rPr>
-        <w:t xml:space="preserve">## [1,] "numeric" "numeric" "numeric" "integer" "numeric" "numeric" "numeric" "numeric" "integer" "numeric" "numeric" "numeric"</w:t>
+        <w:t xml:space="preserve">## [1,] "numeric" "numeric" "numeric" "integer" "numeric" "numeric" "numeric" "numeric" "integer" "numeric" "numeric"</w:t>
       </w:r>
       <w:r>
         <w:br/>
@@ -228,7 +267,7 @@
         <w:rPr>
           <w:rStyle w:val="VerbatimChar"/>
         </w:rPr>
-        <w:t xml:space="preserve">##      lstat     medv     </w:t>
+        <w:t xml:space="preserve">##      black     lstat     medv     </w:t>
       </w:r>
       <w:r>
         <w:br/>
@@ -237,7 +276,7 @@
         <w:rPr>
           <w:rStyle w:val="VerbatimChar"/>
         </w:rPr>
-        <w:t xml:space="preserve">## [1,] "numeric" "numeric"</w:t>
+        <w:t xml:space="preserve">## [1,] "numeric" "numeric" "numeric"</w:t>
       </w:r>
     </w:p>
     <w:p>
@@ -399,7 +438,206 @@
         <w:rPr>
           <w:rStyle w:val="FunctionTok"/>
         </w:rPr>
-        <w:t xml:space="preserve">set.seed</w:t>
+        <w:t xml:space="preserve">set_example_seed</w:t>
+      </w:r>
+      <w:r>
+        <w:rPr>
+          <w:rStyle w:val="NormalTok"/>
+        </w:rPr>
+        <w:t xml:space="preserve">()</w:t>
+      </w:r>
+      <w:r>
+        <w:br/>
+      </w:r>
+      <w:r>
+        <w:rPr>
+          <w:rStyle w:val="NormalTok"/>
+        </w:rPr>
+        <w:t xml:space="preserve">sr </w:t>
+      </w:r>
+      <w:r>
+        <w:rPr>
+          <w:rStyle w:val="OtherTok"/>
+        </w:rPr>
+        <w:t xml:space="preserve">&lt;-</w:t>
+      </w:r>
+      <w:r>
+        <w:rPr>
+          <w:rStyle w:val="NormalTok"/>
+        </w:rPr>
+        <w:t xml:space="preserve"> </w:t>
+      </w:r>
+      <w:r>
+        <w:rPr>
+          <w:rStyle w:val="FunctionTok"/>
+        </w:rPr>
+        <w:t xml:space="preserve">sample_random</w:t>
+      </w:r>
+      <w:r>
+        <w:rPr>
+          <w:rStyle w:val="NormalTok"/>
+        </w:rPr>
+        <w:t xml:space="preserve">()</w:t>
+      </w:r>
+      <w:r>
+        <w:br/>
+      </w:r>
+      <w:r>
+        <w:rPr>
+          <w:rStyle w:val="NormalTok"/>
+        </w:rPr>
+        <w:t xml:space="preserve">sr </w:t>
+      </w:r>
+      <w:r>
+        <w:rPr>
+          <w:rStyle w:val="OtherTok"/>
+        </w:rPr>
+        <w:t xml:space="preserve">&lt;-</w:t>
+      </w:r>
+      <w:r>
+        <w:rPr>
+          <w:rStyle w:val="NormalTok"/>
+        </w:rPr>
+        <w:t xml:space="preserve"> </w:t>
+      </w:r>
+      <w:r>
+        <w:rPr>
+          <w:rStyle w:val="FunctionTok"/>
+        </w:rPr>
+        <w:t xml:space="preserve">train_test</w:t>
+      </w:r>
+      <w:r>
+        <w:rPr>
+          <w:rStyle w:val="NormalTok"/>
+        </w:rPr>
+        <w:t xml:space="preserve">(sr, Boston)</w:t>
+      </w:r>
+      <w:r>
+        <w:br/>
+      </w:r>
+      <w:r>
+        <w:rPr>
+          <w:rStyle w:val="NormalTok"/>
+        </w:rPr>
+        <w:t xml:space="preserve">boston_train </w:t>
+      </w:r>
+      <w:r>
+        <w:rPr>
+          <w:rStyle w:val="OtherTok"/>
+        </w:rPr>
+        <w:t xml:space="preserve">&lt;-</w:t>
+      </w:r>
+      <w:r>
+        <w:rPr>
+          <w:rStyle w:val="NormalTok"/>
+        </w:rPr>
+        <w:t xml:space="preserve"> sr</w:t>
+      </w:r>
+      <w:r>
+        <w:rPr>
+          <w:rStyle w:val="SpecialCharTok"/>
+        </w:rPr>
+        <w:t xml:space="preserve">$</w:t>
+      </w:r>
+      <w:r>
+        <w:rPr>
+          <w:rStyle w:val="NormalTok"/>
+        </w:rPr>
+        <w:t xml:space="preserve">train</w:t>
+      </w:r>
+      <w:r>
+        <w:br/>
+      </w:r>
+      <w:r>
+        <w:rPr>
+          <w:rStyle w:val="NormalTok"/>
+        </w:rPr>
+        <w:t xml:space="preserve">boston_test </w:t>
+      </w:r>
+      <w:r>
+        <w:rPr>
+          <w:rStyle w:val="OtherTok"/>
+        </w:rPr>
+        <w:t xml:space="preserve">&lt;-</w:t>
+      </w:r>
+      <w:r>
+        <w:rPr>
+          <w:rStyle w:val="NormalTok"/>
+        </w:rPr>
+        <w:t xml:space="preserve"> sr</w:t>
+      </w:r>
+      <w:r>
+        <w:rPr>
+          <w:rStyle w:val="SpecialCharTok"/>
+        </w:rPr>
+        <w:t xml:space="preserve">$</w:t>
+      </w:r>
+      <w:r>
+        <w:rPr>
+          <w:rStyle w:val="NormalTok"/>
+        </w:rPr>
+        <w:t xml:space="preserve">test</w:t>
+      </w:r>
+    </w:p>
+    <w:p>
+      <w:pPr>
+        <w:pStyle w:val="FirstParagraph"/>
+      </w:pPr>
+      <w:r>
+        <w:t xml:space="preserve">Train regression tree model to predict</w:t>
+      </w:r>
+      <w:r>
+        <w:t xml:space="preserve"> </w:t>
+      </w:r>
+      <w:r>
+        <w:rPr>
+          <w:rStyle w:val="VerbatimChar"/>
+        </w:rPr>
+        <w:t xml:space="preserve">medv</w:t>
+      </w:r>
+      <w:r>
+        <w:t xml:space="preserve">.</w:t>
+      </w:r>
+    </w:p>
+    <w:p>
+      <w:pPr>
+        <w:pStyle w:val="SourceCode"/>
+      </w:pPr>
+      <w:r>
+        <w:rPr>
+          <w:rStyle w:val="CommentTok"/>
+        </w:rPr>
+        <w:t xml:space="preserve"># Training</w:t>
+      </w:r>
+      <w:r>
+        <w:br/>
+      </w:r>
+      <w:r>
+        <w:br/>
+      </w:r>
+      <w:r>
+        <w:rPr>
+          <w:rStyle w:val="NormalTok"/>
+        </w:rPr>
+        <w:t xml:space="preserve">model </w:t>
+      </w:r>
+      <w:r>
+        <w:rPr>
+          <w:rStyle w:val="OtherTok"/>
+        </w:rPr>
+        <w:t xml:space="preserve">&lt;-</w:t>
+      </w:r>
+      <w:r>
+        <w:rPr>
+          <w:rStyle w:val="NormalTok"/>
+        </w:rPr>
+        <w:t xml:space="preserve"> </w:t>
+      </w:r>
+      <w:r>
+        <w:rPr>
+          <w:rStyle w:val="FunctionTok"/>
+        </w:rPr>
+        <w:t xml:space="preserve">reg_dtree</w:t>
       </w:r>
       <w:r>
         <w:rPr>
@@ -409,9 +647,9 @@
       </w:r>
       <w:r>
         <w:rPr>
-          <w:rStyle w:val="DecValTok"/>
-        </w:rPr>
-        <w:t xml:space="preserve">1</w:t>
+          <w:rStyle w:val="StringTok"/>
+        </w:rPr>
+        <w:t xml:space="preserve">"medv"</w:t>
       </w:r>
       <w:r>
         <w:rPr>
@@ -424,9 +662,24 @@
       </w:r>
       <w:r>
         <w:rPr>
-          <w:rStyle w:val="NormalTok"/>
-        </w:rPr>
-        <w:t xml:space="preserve">sr </w:t>
+          <w:rStyle w:val="FunctionTok"/>
+        </w:rPr>
+        <w:t xml:space="preserve">set_example_seed</w:t>
+      </w:r>
+      <w:r>
+        <w:rPr>
+          <w:rStyle w:val="NormalTok"/>
+        </w:rPr>
+        <w:t xml:space="preserve">()</w:t>
+      </w:r>
+      <w:r>
+        <w:br/>
+      </w:r>
+      <w:r>
+        <w:rPr>
+          <w:rStyle w:val="NormalTok"/>
+        </w:rPr>
+        <w:t xml:space="preserve">model </w:t>
       </w:r>
       <w:r>
         <w:rPr>
@@ -444,22 +697,64 @@
         <w:rPr>
           <w:rStyle w:val="FunctionTok"/>
         </w:rPr>
-        <w:t xml:space="preserve">sample_random</w:t>
-      </w:r>
-      <w:r>
-        <w:rPr>
-          <w:rStyle w:val="NormalTok"/>
-        </w:rPr>
-        <w:t xml:space="preserve">()</w:t>
-      </w:r>
-      <w:r>
-        <w:br/>
-      </w:r>
-      <w:r>
-        <w:rPr>
-          <w:rStyle w:val="NormalTok"/>
-        </w:rPr>
-        <w:t xml:space="preserve">sr </w:t>
+        <w:t xml:space="preserve">fit</w:t>
+      </w:r>
+      <w:r>
+        <w:rPr>
+          <w:rStyle w:val="NormalTok"/>
+        </w:rPr>
+        <w:t xml:space="preserve">(model, boston_train)</w:t>
+      </w:r>
+    </w:p>
+    <w:p>
+      <w:pPr>
+        <w:pStyle w:val="FirstParagraph"/>
+      </w:pPr>
+      <w:r>
+        <w:t xml:space="preserve">What to observe</w:t>
+      </w:r>
+      <w:r>
+        <w:t xml:space="preserve"> </w:t>
+      </w:r>
+      <w:r>
+        <w:t xml:space="preserve">- The learner definition is still compact, even though the target is numeric.</w:t>
+      </w:r>
+      <w:r>
+        <w:t xml:space="preserve"> </w:t>
+      </w:r>
+      <w:r>
+        <w:t xml:space="preserve">- The main conceptual change is in the evaluation stage, not in the fitting logic.</w:t>
+      </w:r>
+    </w:p>
+    <w:p>
+      <w:pPr>
+        <w:pStyle w:val="BodyText"/>
+      </w:pPr>
+      <w:r>
+        <w:t xml:space="preserve">Training evaluation (regression metrics, e.g., RMSE, MAE).</w:t>
+      </w:r>
+    </w:p>
+    <w:p>
+      <w:pPr>
+        <w:pStyle w:val="SourceCode"/>
+      </w:pPr>
+      <w:r>
+        <w:rPr>
+          <w:rStyle w:val="CommentTok"/>
+        </w:rPr>
+        <w:t xml:space="preserve"># Model adjustment</w:t>
+      </w:r>
+      <w:r>
+        <w:br/>
+      </w:r>
+      <w:r>
+        <w:br/>
+      </w:r>
+      <w:r>
+        <w:rPr>
+          <w:rStyle w:val="NormalTok"/>
+        </w:rPr>
+        <w:t xml:space="preserve">train_prediction </w:t>
       </w:r>
       <w:r>
         <w:rPr>
@@ -477,22 +772,22 @@
         <w:rPr>
           <w:rStyle w:val="FunctionTok"/>
         </w:rPr>
-        <w:t xml:space="preserve">train_test</w:t>
-      </w:r>
-      <w:r>
-        <w:rPr>
-          <w:rStyle w:val="NormalTok"/>
-        </w:rPr>
-        <w:t xml:space="preserve">(sr, Boston)</w:t>
-      </w:r>
-      <w:r>
-        <w:br/>
-      </w:r>
-      <w:r>
-        <w:rPr>
-          <w:rStyle w:val="NormalTok"/>
-        </w:rPr>
-        <w:t xml:space="preserve">boston_train </w:t>
+        <w:t xml:space="preserve">predict</w:t>
+      </w:r>
+      <w:r>
+        <w:rPr>
+          <w:rStyle w:val="NormalTok"/>
+        </w:rPr>
+        <w:t xml:space="preserve">(model, boston_train)</w:t>
+      </w:r>
+      <w:r>
+        <w:br/>
+      </w:r>
+      <w:r>
+        <w:rPr>
+          <w:rStyle w:val="NormalTok"/>
+        </w:rPr>
+        <w:t xml:space="preserve">boston_train_predictand </w:t>
       </w:r>
       <w:r>
         <w:rPr>
@@ -504,7 +799,67 @@
         <w:rPr>
           <w:rStyle w:val="NormalTok"/>
         </w:rPr>
-        <w:t xml:space="preserve"> sr</w:t>
+        <w:t xml:space="preserve"> boston_train[,</w:t>
+      </w:r>
+      <w:r>
+        <w:rPr>
+          <w:rStyle w:val="StringTok"/>
+        </w:rPr>
+        <w:t xml:space="preserve">"medv"</w:t>
+      </w:r>
+      <w:r>
+        <w:rPr>
+          <w:rStyle w:val="NormalTok"/>
+        </w:rPr>
+        <w:t xml:space="preserve">]</w:t>
+      </w:r>
+      <w:r>
+        <w:br/>
+      </w:r>
+      <w:r>
+        <w:rPr>
+          <w:rStyle w:val="NormalTok"/>
+        </w:rPr>
+        <w:t xml:space="preserve">train_eval </w:t>
+      </w:r>
+      <w:r>
+        <w:rPr>
+          <w:rStyle w:val="OtherTok"/>
+        </w:rPr>
+        <w:t xml:space="preserve">&lt;-</w:t>
+      </w:r>
+      <w:r>
+        <w:rPr>
+          <w:rStyle w:val="NormalTok"/>
+        </w:rPr>
+        <w:t xml:space="preserve"> </w:t>
+      </w:r>
+      <w:r>
+        <w:rPr>
+          <w:rStyle w:val="FunctionTok"/>
+        </w:rPr>
+        <w:t xml:space="preserve">evaluate</w:t>
+      </w:r>
+      <w:r>
+        <w:rPr>
+          <w:rStyle w:val="NormalTok"/>
+        </w:rPr>
+        <w:t xml:space="preserve">(model, boston_train_predictand, train_prediction)</w:t>
+      </w:r>
+      <w:r>
+        <w:br/>
+      </w:r>
+      <w:r>
+        <w:rPr>
+          <w:rStyle w:val="FunctionTok"/>
+        </w:rPr>
+        <w:t xml:space="preserve">print</w:t>
+      </w:r>
+      <w:r>
+        <w:rPr>
+          <w:rStyle w:val="NormalTok"/>
+        </w:rPr>
+        <w:t xml:space="preserve">(train_eval</w:t>
       </w:r>
       <w:r>
         <w:rPr>
@@ -516,16 +871,58 @@
         <w:rPr>
           <w:rStyle w:val="NormalTok"/>
         </w:rPr>
-        <w:t xml:space="preserve">train</w:t>
-      </w:r>
-      <w:r>
-        <w:br/>
-      </w:r>
-      <w:r>
-        <w:rPr>
-          <w:rStyle w:val="NormalTok"/>
-        </w:rPr>
-        <w:t xml:space="preserve">boston_test </w:t>
+        <w:t xml:space="preserve">metrics)</w:t>
+      </w:r>
+    </w:p>
+    <w:p>
+      <w:pPr>
+        <w:pStyle w:val="SourceCode"/>
+      </w:pPr>
+      <w:r>
+        <w:rPr>
+          <w:rStyle w:val="VerbatimChar"/>
+        </w:rPr>
+        <w:t xml:space="preserve">##        mse     smape      R2</w:t>
+      </w:r>
+      <w:r>
+        <w:br/>
+      </w:r>
+      <w:r>
+        <w:rPr>
+          <w:rStyle w:val="VerbatimChar"/>
+        </w:rPr>
+        <w:t xml:space="preserve">## 1 15.68278 0.1408692 0.80291</w:t>
+      </w:r>
+    </w:p>
+    <w:p>
+      <w:pPr>
+        <w:pStyle w:val="FirstParagraph"/>
+      </w:pPr>
+      <w:r>
+        <w:t xml:space="preserve">Test evaluation.</w:t>
+      </w:r>
+    </w:p>
+    <w:p>
+      <w:pPr>
+        <w:pStyle w:val="SourceCode"/>
+      </w:pPr>
+      <w:r>
+        <w:rPr>
+          <w:rStyle w:val="CommentTok"/>
+        </w:rPr>
+        <w:t xml:space="preserve"># Test</w:t>
+      </w:r>
+      <w:r>
+        <w:br/>
+      </w:r>
+      <w:r>
+        <w:br/>
+      </w:r>
+      <w:r>
+        <w:rPr>
+          <w:rStyle w:val="NormalTok"/>
+        </w:rPr>
+        <w:t xml:space="preserve">test_prediction </w:t>
       </w:r>
       <w:r>
         <w:rPr>
@@ -537,7 +934,100 @@
         <w:rPr>
           <w:rStyle w:val="NormalTok"/>
         </w:rPr>
-        <w:t xml:space="preserve"> sr</w:t>
+        <w:t xml:space="preserve"> </w:t>
+      </w:r>
+      <w:r>
+        <w:rPr>
+          <w:rStyle w:val="FunctionTok"/>
+        </w:rPr>
+        <w:t xml:space="preserve">predict</w:t>
+      </w:r>
+      <w:r>
+        <w:rPr>
+          <w:rStyle w:val="NormalTok"/>
+        </w:rPr>
+        <w:t xml:space="preserve">(model, boston_test)</w:t>
+      </w:r>
+      <w:r>
+        <w:br/>
+      </w:r>
+      <w:r>
+        <w:rPr>
+          <w:rStyle w:val="NormalTok"/>
+        </w:rPr>
+        <w:t xml:space="preserve">boston_test_predictand </w:t>
+      </w:r>
+      <w:r>
+        <w:rPr>
+          <w:rStyle w:val="OtherTok"/>
+        </w:rPr>
+        <w:t xml:space="preserve">&lt;-</w:t>
+      </w:r>
+      <w:r>
+        <w:rPr>
+          <w:rStyle w:val="NormalTok"/>
+        </w:rPr>
+        <w:t xml:space="preserve"> boston_test[,</w:t>
+      </w:r>
+      <w:r>
+        <w:rPr>
+          <w:rStyle w:val="StringTok"/>
+        </w:rPr>
+        <w:t xml:space="preserve">"medv"</w:t>
+      </w:r>
+      <w:r>
+        <w:rPr>
+          <w:rStyle w:val="NormalTok"/>
+        </w:rPr>
+        <w:t xml:space="preserve">]</w:t>
+      </w:r>
+      <w:r>
+        <w:br/>
+      </w:r>
+      <w:r>
+        <w:rPr>
+          <w:rStyle w:val="NormalTok"/>
+        </w:rPr>
+        <w:t xml:space="preserve">test_eval </w:t>
+      </w:r>
+      <w:r>
+        <w:rPr>
+          <w:rStyle w:val="OtherTok"/>
+        </w:rPr>
+        <w:t xml:space="preserve">&lt;-</w:t>
+      </w:r>
+      <w:r>
+        <w:rPr>
+          <w:rStyle w:val="NormalTok"/>
+        </w:rPr>
+        <w:t xml:space="preserve"> </w:t>
+      </w:r>
+      <w:r>
+        <w:rPr>
+          <w:rStyle w:val="FunctionTok"/>
+        </w:rPr>
+        <w:t xml:space="preserve">evaluate</w:t>
+      </w:r>
+      <w:r>
+        <w:rPr>
+          <w:rStyle w:val="NormalTok"/>
+        </w:rPr>
+        <w:t xml:space="preserve">(model, boston_test_predictand, test_prediction)</w:t>
+      </w:r>
+      <w:r>
+        <w:br/>
+      </w:r>
+      <w:r>
+        <w:rPr>
+          <w:rStyle w:val="FunctionTok"/>
+        </w:rPr>
+        <w:t xml:space="preserve">print</w:t>
+      </w:r>
+      <w:r>
+        <w:rPr>
+          <w:rStyle w:val="NormalTok"/>
+        </w:rPr>
+        <w:t xml:space="preserve">(test_eval</w:t>
       </w:r>
       <w:r>
         <w:rPr>
@@ -549,475 +1039,27 @@
         <w:rPr>
           <w:rStyle w:val="NormalTok"/>
         </w:rPr>
-        <w:t xml:space="preserve">test</w:t>
-      </w:r>
-    </w:p>
-    <w:p>
-      <w:pPr>
-        <w:pStyle w:val="FirstParagraph"/>
-      </w:pPr>
-      <w:r>
-        <w:t xml:space="preserve">Train regression tree model to predict</w:t>
-      </w:r>
-      <w:r>
-        <w:t xml:space="preserve"> </w:t>
-      </w:r>
+        <w:t xml:space="preserve">metrics)</w:t>
+      </w:r>
+    </w:p>
+    <w:p>
+      <w:pPr>
+        <w:pStyle w:val="SourceCode"/>
+      </w:pPr>
       <w:r>
         <w:rPr>
           <w:rStyle w:val="VerbatimChar"/>
         </w:rPr>
-        <w:t xml:space="preserve">medv</w:t>
-      </w:r>
-      <w:r>
-        <w:t xml:space="preserve">.</w:t>
-      </w:r>
-    </w:p>
-    <w:p>
-      <w:pPr>
-        <w:pStyle w:val="SourceCode"/>
-      </w:pPr>
-      <w:r>
-        <w:rPr>
-          <w:rStyle w:val="CommentTok"/>
-        </w:rPr>
-        <w:t xml:space="preserve"># Training</w:t>
-      </w:r>
-      <w:r>
-        <w:br/>
-      </w:r>
-      <w:r>
-        <w:br/>
-      </w:r>
-      <w:r>
-        <w:rPr>
-          <w:rStyle w:val="NormalTok"/>
-        </w:rPr>
-        <w:t xml:space="preserve">model </w:t>
-      </w:r>
-      <w:r>
-        <w:rPr>
-          <w:rStyle w:val="OtherTok"/>
-        </w:rPr>
-        <w:t xml:space="preserve">&lt;-</w:t>
-      </w:r>
-      <w:r>
-        <w:rPr>
-          <w:rStyle w:val="NormalTok"/>
-        </w:rPr>
-        <w:t xml:space="preserve"> </w:t>
-      </w:r>
-      <w:r>
-        <w:rPr>
-          <w:rStyle w:val="FunctionTok"/>
-        </w:rPr>
-        <w:t xml:space="preserve">reg_dtree</w:t>
-      </w:r>
-      <w:r>
-        <w:rPr>
-          <w:rStyle w:val="NormalTok"/>
-        </w:rPr>
-        <w:t xml:space="preserve">(</w:t>
-      </w:r>
-      <w:r>
-        <w:rPr>
-          <w:rStyle w:val="StringTok"/>
-        </w:rPr>
-        <w:t xml:space="preserve">"medv"</w:t>
-      </w:r>
-      <w:r>
-        <w:rPr>
-          <w:rStyle w:val="NormalTok"/>
-        </w:rPr>
-        <w:t xml:space="preserve">)</w:t>
-      </w:r>
-      <w:r>
-        <w:br/>
-      </w:r>
-      <w:r>
-        <w:rPr>
-          <w:rStyle w:val="NormalTok"/>
-        </w:rPr>
-        <w:t xml:space="preserve">model </w:t>
-      </w:r>
-      <w:r>
-        <w:rPr>
-          <w:rStyle w:val="OtherTok"/>
-        </w:rPr>
-        <w:t xml:space="preserve">&lt;-</w:t>
-      </w:r>
-      <w:r>
-        <w:rPr>
-          <w:rStyle w:val="NormalTok"/>
-        </w:rPr>
-        <w:t xml:space="preserve"> </w:t>
-      </w:r>
-      <w:r>
-        <w:rPr>
-          <w:rStyle w:val="FunctionTok"/>
-        </w:rPr>
-        <w:t xml:space="preserve">fit</w:t>
-      </w:r>
-      <w:r>
-        <w:rPr>
-          <w:rStyle w:val="NormalTok"/>
-        </w:rPr>
-        <w:t xml:space="preserve">(model, boston_train)</w:t>
-      </w:r>
-    </w:p>
-    <w:p>
-      <w:pPr>
-        <w:pStyle w:val="FirstParagraph"/>
-      </w:pPr>
-      <w:r>
-        <w:t xml:space="preserve">What to observe</w:t>
-      </w:r>
-      <w:r>
-        <w:t xml:space="preserve"> </w:t>
-      </w:r>
-      <w:r>
-        <w:t xml:space="preserve">- The learner definition is still compact, even though the target is numeric.</w:t>
-      </w:r>
-      <w:r>
-        <w:t xml:space="preserve"> </w:t>
-      </w:r>
-      <w:r>
-        <w:t xml:space="preserve">- The main conceptual change is in the evaluation stage, not in the fitting logic.</w:t>
-      </w:r>
-    </w:p>
-    <w:p>
-      <w:pPr>
-        <w:pStyle w:val="BodyText"/>
-      </w:pPr>
-      <w:r>
-        <w:t xml:space="preserve">Training evaluation (regression metrics, e.g., RMSE, MAE).</w:t>
-      </w:r>
-    </w:p>
-    <w:p>
-      <w:pPr>
-        <w:pStyle w:val="SourceCode"/>
-      </w:pPr>
-      <w:r>
-        <w:rPr>
-          <w:rStyle w:val="CommentTok"/>
-        </w:rPr>
-        <w:t xml:space="preserve"># Model adjustment</w:t>
-      </w:r>
-      <w:r>
-        <w:br/>
-      </w:r>
-      <w:r>
-        <w:br/>
-      </w:r>
-      <w:r>
-        <w:rPr>
-          <w:rStyle w:val="NormalTok"/>
-        </w:rPr>
-        <w:t xml:space="preserve">train_prediction </w:t>
-      </w:r>
-      <w:r>
-        <w:rPr>
-          <w:rStyle w:val="OtherTok"/>
-        </w:rPr>
-        <w:t xml:space="preserve">&lt;-</w:t>
-      </w:r>
-      <w:r>
-        <w:rPr>
-          <w:rStyle w:val="NormalTok"/>
-        </w:rPr>
-        <w:t xml:space="preserve"> </w:t>
-      </w:r>
-      <w:r>
-        <w:rPr>
-          <w:rStyle w:val="FunctionTok"/>
-        </w:rPr>
-        <w:t xml:space="preserve">predict</w:t>
-      </w:r>
-      <w:r>
-        <w:rPr>
-          <w:rStyle w:val="NormalTok"/>
-        </w:rPr>
-        <w:t xml:space="preserve">(model, boston_train)</w:t>
-      </w:r>
-      <w:r>
-        <w:br/>
-      </w:r>
-      <w:r>
-        <w:rPr>
-          <w:rStyle w:val="NormalTok"/>
-        </w:rPr>
-        <w:t xml:space="preserve">boston_train_predictand </w:t>
-      </w:r>
-      <w:r>
-        <w:rPr>
-          <w:rStyle w:val="OtherTok"/>
-        </w:rPr>
-        <w:t xml:space="preserve">&lt;-</w:t>
-      </w:r>
-      <w:r>
-        <w:rPr>
-          <w:rStyle w:val="NormalTok"/>
-        </w:rPr>
-        <w:t xml:space="preserve"> boston_train[,</w:t>
-      </w:r>
-      <w:r>
-        <w:rPr>
-          <w:rStyle w:val="StringTok"/>
-        </w:rPr>
-        <w:t xml:space="preserve">"medv"</w:t>
-      </w:r>
-      <w:r>
-        <w:rPr>
-          <w:rStyle w:val="NormalTok"/>
-        </w:rPr>
-        <w:t xml:space="preserve">]</w:t>
-      </w:r>
-      <w:r>
-        <w:br/>
-      </w:r>
-      <w:r>
-        <w:rPr>
-          <w:rStyle w:val="NormalTok"/>
-        </w:rPr>
-        <w:t xml:space="preserve">train_eval </w:t>
-      </w:r>
-      <w:r>
-        <w:rPr>
-          <w:rStyle w:val="OtherTok"/>
-        </w:rPr>
-        <w:t xml:space="preserve">&lt;-</w:t>
-      </w:r>
-      <w:r>
-        <w:rPr>
-          <w:rStyle w:val="NormalTok"/>
-        </w:rPr>
-        <w:t xml:space="preserve"> </w:t>
-      </w:r>
-      <w:r>
-        <w:rPr>
-          <w:rStyle w:val="FunctionTok"/>
-        </w:rPr>
-        <w:t xml:space="preserve">evaluate</w:t>
-      </w:r>
-      <w:r>
-        <w:rPr>
-          <w:rStyle w:val="NormalTok"/>
-        </w:rPr>
-        <w:t xml:space="preserve">(model, boston_train_predictand, train_prediction)</w:t>
-      </w:r>
-      <w:r>
-        <w:br/>
-      </w:r>
-      <w:r>
-        <w:rPr>
-          <w:rStyle w:val="FunctionTok"/>
-        </w:rPr>
-        <w:t xml:space="preserve">print</w:t>
-      </w:r>
-      <w:r>
-        <w:rPr>
-          <w:rStyle w:val="NormalTok"/>
-        </w:rPr>
-        <w:t xml:space="preserve">(train_eval</w:t>
-      </w:r>
-      <w:r>
-        <w:rPr>
-          <w:rStyle w:val="SpecialCharTok"/>
-        </w:rPr>
-        <w:t xml:space="preserve">$</w:t>
-      </w:r>
-      <w:r>
-        <w:rPr>
-          <w:rStyle w:val="NormalTok"/>
-        </w:rPr>
-        <w:t xml:space="preserve">metrics)</w:t>
-      </w:r>
-    </w:p>
-    <w:p>
-      <w:pPr>
-        <w:pStyle w:val="SourceCode"/>
-      </w:pPr>
+        <w:t xml:space="preserve">##        mse     smape        R2</w:t>
+      </w:r>
+      <w:r>
+        <w:br/>
+      </w:r>
       <w:r>
         <w:rPr>
           <w:rStyle w:val="VerbatimChar"/>
         </w:rPr>
-        <w:t xml:space="preserve">##        mse     smape        R2</w:t>
-      </w:r>
-      <w:r>
-        <w:br/>
-      </w:r>
-      <w:r>
-        <w:rPr>
-          <w:rStyle w:val="VerbatimChar"/>
-        </w:rPr>
-        <w:t xml:space="preserve">## 1 12.68065 0.1345098 0.8591168</w:t>
-      </w:r>
-    </w:p>
-    <w:p>
-      <w:pPr>
-        <w:pStyle w:val="FirstParagraph"/>
-      </w:pPr>
-      <w:r>
-        <w:t xml:space="preserve">Test evaluation.</w:t>
-      </w:r>
-    </w:p>
-    <w:p>
-      <w:pPr>
-        <w:pStyle w:val="SourceCode"/>
-      </w:pPr>
-      <w:r>
-        <w:rPr>
-          <w:rStyle w:val="CommentTok"/>
-        </w:rPr>
-        <w:t xml:space="preserve"># Test</w:t>
-      </w:r>
-      <w:r>
-        <w:br/>
-      </w:r>
-      <w:r>
-        <w:br/>
-      </w:r>
-      <w:r>
-        <w:rPr>
-          <w:rStyle w:val="NormalTok"/>
-        </w:rPr>
-        <w:t xml:space="preserve">test_prediction </w:t>
-      </w:r>
-      <w:r>
-        <w:rPr>
-          <w:rStyle w:val="OtherTok"/>
-        </w:rPr>
-        <w:t xml:space="preserve">&lt;-</w:t>
-      </w:r>
-      <w:r>
-        <w:rPr>
-          <w:rStyle w:val="NormalTok"/>
-        </w:rPr>
-        <w:t xml:space="preserve"> </w:t>
-      </w:r>
-      <w:r>
-        <w:rPr>
-          <w:rStyle w:val="FunctionTok"/>
-        </w:rPr>
-        <w:t xml:space="preserve">predict</w:t>
-      </w:r>
-      <w:r>
-        <w:rPr>
-          <w:rStyle w:val="NormalTok"/>
-        </w:rPr>
-        <w:t xml:space="preserve">(model, boston_test)</w:t>
-      </w:r>
-      <w:r>
-        <w:br/>
-      </w:r>
-      <w:r>
-        <w:rPr>
-          <w:rStyle w:val="NormalTok"/>
-        </w:rPr>
-        <w:t xml:space="preserve">boston_test_predictand </w:t>
-      </w:r>
-      <w:r>
-        <w:rPr>
-          <w:rStyle w:val="OtherTok"/>
-        </w:rPr>
-        <w:t xml:space="preserve">&lt;-</w:t>
-      </w:r>
-      <w:r>
-        <w:rPr>
-          <w:rStyle w:val="NormalTok"/>
-        </w:rPr>
-        <w:t xml:space="preserve"> boston_test[,</w:t>
-      </w:r>
-      <w:r>
-        <w:rPr>
-          <w:rStyle w:val="StringTok"/>
-        </w:rPr>
-        <w:t xml:space="preserve">"medv"</w:t>
-      </w:r>
-      <w:r>
-        <w:rPr>
-          <w:rStyle w:val="NormalTok"/>
-        </w:rPr>
-        <w:t xml:space="preserve">]</w:t>
-      </w:r>
-      <w:r>
-        <w:br/>
-      </w:r>
-      <w:r>
-        <w:rPr>
-          <w:rStyle w:val="NormalTok"/>
-        </w:rPr>
-        <w:t xml:space="preserve">test_eval </w:t>
-      </w:r>
-      <w:r>
-        <w:rPr>
-          <w:rStyle w:val="OtherTok"/>
-        </w:rPr>
-        <w:t xml:space="preserve">&lt;-</w:t>
-      </w:r>
-      <w:r>
-        <w:rPr>
-          <w:rStyle w:val="NormalTok"/>
-        </w:rPr>
-        <w:t xml:space="preserve"> </w:t>
-      </w:r>
-      <w:r>
-        <w:rPr>
-          <w:rStyle w:val="FunctionTok"/>
-        </w:rPr>
-        <w:t xml:space="preserve">evaluate</w:t>
-      </w:r>
-      <w:r>
-        <w:rPr>
-          <w:rStyle w:val="NormalTok"/>
-        </w:rPr>
-        <w:t xml:space="preserve">(model, boston_test_predictand, test_prediction)</w:t>
-      </w:r>
-      <w:r>
-        <w:br/>
-      </w:r>
-      <w:r>
-        <w:rPr>
-          <w:rStyle w:val="FunctionTok"/>
-        </w:rPr>
-        <w:t xml:space="preserve">print</w:t>
-      </w:r>
-      <w:r>
-        <w:rPr>
-          <w:rStyle w:val="NormalTok"/>
-        </w:rPr>
-        <w:t xml:space="preserve">(test_eval</w:t>
-      </w:r>
-      <w:r>
-        <w:rPr>
-          <w:rStyle w:val="SpecialCharTok"/>
-        </w:rPr>
-        <w:t xml:space="preserve">$</w:t>
-      </w:r>
-      <w:r>
-        <w:rPr>
-          <w:rStyle w:val="NormalTok"/>
-        </w:rPr>
-        <w:t xml:space="preserve">metrics)</w:t>
-      </w:r>
-    </w:p>
-    <w:p>
-      <w:pPr>
-        <w:pStyle w:val="SourceCode"/>
-      </w:pPr>
-      <w:r>
-        <w:rPr>
-          <w:rStyle w:val="VerbatimChar"/>
-        </w:rPr>
-        <w:t xml:space="preserve">##        mse     smape        R2</w:t>
-      </w:r>
-      <w:r>
-        <w:br/>
-      </w:r>
-      <w:r>
-        <w:rPr>
-          <w:rStyle w:val="VerbatimChar"/>
-        </w:rPr>
-        <w:t xml:space="preserve">## 1 29.38142 0.1642396 0.5117372</w:t>
+        <w:t xml:space="preserve">## 1 19.02943 0.1689264 0.8146707</w:t>
       </w:r>
     </w:p>
     <w:p>
@@ -1181,10 +1223,10 @@
   <w:docDefaults>
     <w:rPrDefault>
       <w:rPr>
-        <w:rFonts w:asciiTheme="minorHAnsi" w:cstheme="minorBidi" w:eastAsiaTheme="minorHAnsi" w:hAnsiTheme="minorHAnsi"/>
+        <w:rFonts w:asciiTheme="minorHAnsi" w:cstheme="minorBidi" w:eastAsiaTheme="minorEastAsia" w:hAnsiTheme="minorHAnsi"/>
         <w:sz w:val="24"/>
         <w:szCs w:val="24"/>
-        <w:lang w:bidi="ar-SA" w:eastAsia="en-US" w:val="en-US"/>
+        <w:lang w:bidi="ar-SA" w:eastAsia="zh-CN" w:val="en-US"/>
       </w:rPr>
     </w:rPrDefault>
     <w:pPrDefault>
@@ -1725,13 +1767,6 @@
       </w:tblCellMar>
     </w:tblPr>
     <w:tblStylePr w:type="firstRow">
-      <w:tblPr>
-        <w:jc w:val="left"/>
-        <w:tblInd w:type="dxa" w:w="0"/>
-      </w:tblPr>
-      <w:trPr>
-        <w:jc w:val="left"/>
-      </w:trPr>
       <w:tcPr>
         <w:tcBorders>
           <w:bottom w:val="single"/>

--- a/examples/regression/doc/01-interpretable-tree.docx
+++ b/examples/regression/doc/01-interpretable-tree.docx
@@ -249,7 +249,7 @@
         <w:rPr>
           <w:rStyle w:val="VerbatimChar"/>
         </w:rPr>
-        <w:t xml:space="preserve">##      crim      zn        indus     chas      nox       rm        age       dis       rad       tax       ptratio  </w:t>
+        <w:t xml:space="preserve">##      crim      zn        indus     chas      nox       rm        age       dis       rad       tax       ptratio   black    </w:t>
       </w:r>
       <w:r>
         <w:br/>
@@ -258,7 +258,7 @@
         <w:rPr>
           <w:rStyle w:val="VerbatimChar"/>
         </w:rPr>
-        <w:t xml:space="preserve">## [1,] "numeric" "numeric" "numeric" "integer" "numeric" "numeric" "numeric" "numeric" "integer" "numeric" "numeric"</w:t>
+        <w:t xml:space="preserve">## [1,] "numeric" "numeric" "numeric" "integer" "numeric" "numeric" "numeric" "numeric" "integer" "numeric" "numeric" "numeric"</w:t>
       </w:r>
       <w:r>
         <w:br/>
@@ -267,7 +267,7 @@
         <w:rPr>
           <w:rStyle w:val="VerbatimChar"/>
         </w:rPr>
-        <w:t xml:space="preserve">##      black     lstat     medv     </w:t>
+        <w:t xml:space="preserve">##      lstat     medv     </w:t>
       </w:r>
       <w:r>
         <w:br/>
@@ -276,7 +276,7 @@
         <w:rPr>
           <w:rStyle w:val="VerbatimChar"/>
         </w:rPr>
-        <w:t xml:space="preserve">## [1,] "numeric" "numeric" "numeric"</w:t>
+        <w:t xml:space="preserve">## [1,] "numeric" "numeric"</w:t>
       </w:r>
     </w:p>
     <w:p>

--- a/examples/regression/doc/01-interpretable-tree.docx
+++ b/examples/regression/doc/01-interpretable-tree.docx
@@ -25,7 +25,7 @@
         <w:t xml:space="preserve">reg_dtree</w:t>
       </w:r>
       <w:r>
-        <w:t xml:space="preserve">: decision tree for regression. Partitions feature space and estimates values by leaf means; interpretable and can model nonlinearities.</w:t>
+        <w:t xml:space="preserve">: decision tree for regression. Partitions feature space and predicts numeric values by leaf means.</w:t>
       </w:r>
     </w:p>
     <w:p>
@@ -33,7 +33,7 @@
         <w:pStyle w:val="BodyText"/>
       </w:pPr>
       <w:r>
-        <w:t xml:space="preserve">This example helps the reader move from classification intuition to numeric prediction without changing the overall Experiment Line structure.</w:t>
+        <w:t xml:space="preserve">Didactic goal: establish the standard regression line of experiment used throughout this family of examples.</w:t>
       </w:r>
     </w:p>
     <w:p>
@@ -41,121 +41,115 @@
         <w:pStyle w:val="BodyText"/>
       </w:pPr>
       <w:r>
-        <w:t xml:space="preserve">Didactic goal: notice what stays the same in the workflow and what changes in the interpretation when the target becomes continuous.</w:t>
+        <w:t xml:space="preserve">Environment setup.</w:t>
       </w:r>
     </w:p>
     <w:p>
       <w:pPr>
-        <w:pStyle w:val="BodyText"/>
-      </w:pPr>
-      <w:r>
-        <w:t xml:space="preserve">Environment setup.</w:t>
+        <w:pStyle w:val="SourceCode"/>
+      </w:pPr>
+      <w:r>
+        <w:rPr>
+          <w:rStyle w:val="FunctionTok"/>
+        </w:rPr>
+        <w:t xml:space="preserve">source</w:t>
+      </w:r>
+      <w:r>
+        <w:rPr>
+          <w:rStyle w:val="NormalTok"/>
+        </w:rPr>
+        <w:t xml:space="preserve">(</w:t>
+      </w:r>
+      <w:r>
+        <w:rPr>
+          <w:rStyle w:val="FunctionTok"/>
+        </w:rPr>
+        <w:t xml:space="preserve">url</w:t>
+      </w:r>
+      <w:r>
+        <w:rPr>
+          <w:rStyle w:val="NormalTok"/>
+        </w:rPr>
+        <w:t xml:space="preserve">(</w:t>
+      </w:r>
+      <w:r>
+        <w:rPr>
+          <w:rStyle w:val="StringTok"/>
+        </w:rPr>
+        <w:t xml:space="preserve">"https://raw.githubusercontent.com/cefet-rj-dal/daltoolbox/main/examples/seed.R"</w:t>
+      </w:r>
+      <w:r>
+        <w:rPr>
+          <w:rStyle w:val="NormalTok"/>
+        </w:rPr>
+        <w:t xml:space="preserve">))</w:t>
+      </w:r>
+      <w:r>
+        <w:br/>
+      </w:r>
+      <w:r>
+        <w:rPr>
+          <w:rStyle w:val="CommentTok"/>
+        </w:rPr>
+        <w:t xml:space="preserve"># install.packages("daltoolbox")</w:t>
+      </w:r>
+      <w:r>
+        <w:br/>
+      </w:r>
+      <w:r>
+        <w:br/>
+      </w:r>
+      <w:r>
+        <w:rPr>
+          <w:rStyle w:val="FunctionTok"/>
+        </w:rPr>
+        <w:t xml:space="preserve">library</w:t>
+      </w:r>
+      <w:r>
+        <w:rPr>
+          <w:rStyle w:val="NormalTok"/>
+        </w:rPr>
+        <w:t xml:space="preserve">(daltoolbox)</w:t>
       </w:r>
     </w:p>
     <w:p>
       <w:pPr>
-        <w:pStyle w:val="SourceCode"/>
-      </w:pPr>
-      <w:r>
-        <w:rPr>
-          <w:rStyle w:val="FunctionTok"/>
-        </w:rPr>
-        <w:t xml:space="preserve">source</w:t>
-      </w:r>
-      <w:r>
-        <w:rPr>
-          <w:rStyle w:val="NormalTok"/>
-        </w:rPr>
-        <w:t xml:space="preserve">(</w:t>
-      </w:r>
-      <w:r>
-        <w:rPr>
-          <w:rStyle w:val="FunctionTok"/>
-        </w:rPr>
-        <w:t xml:space="preserve">url</w:t>
-      </w:r>
-      <w:r>
-        <w:rPr>
-          <w:rStyle w:val="NormalTok"/>
-        </w:rPr>
-        <w:t xml:space="preserve">(</w:t>
-      </w:r>
-      <w:r>
-        <w:rPr>
-          <w:rStyle w:val="StringTok"/>
-        </w:rPr>
-        <w:t xml:space="preserve">"https://raw.githubusercontent.com/cefet-rj-dal/daltoolbox/main/examples/seed.R"</w:t>
-      </w:r>
-      <w:r>
-        <w:rPr>
-          <w:rStyle w:val="NormalTok"/>
-        </w:rPr>
-        <w:t xml:space="preserve">))</w:t>
-      </w:r>
-      <w:r>
-        <w:br/>
-      </w:r>
-      <w:r>
-        <w:rPr>
-          <w:rStyle w:val="CommentTok"/>
-        </w:rPr>
-        <w:t xml:space="preserve"># Regression Decision Tree</w:t>
-      </w:r>
-      <w:r>
-        <w:br/>
-      </w:r>
-      <w:r>
-        <w:br/>
-      </w:r>
-      <w:r>
-        <w:rPr>
-          <w:rStyle w:val="CommentTok"/>
-        </w:rPr>
-        <w:t xml:space="preserve"># installation </w:t>
-      </w:r>
-      <w:r>
-        <w:br/>
-      </w:r>
-      <w:r>
-        <w:rPr>
-          <w:rStyle w:val="CommentTok"/>
-        </w:rPr>
-        <w:t xml:space="preserve">#install.packages("daltoolbox")</w:t>
-      </w:r>
-      <w:r>
-        <w:br/>
-      </w:r>
-      <w:r>
-        <w:br/>
-      </w:r>
-      <w:r>
-        <w:rPr>
-          <w:rStyle w:val="CommentTok"/>
-        </w:rPr>
-        <w:t xml:space="preserve"># loading DAL</w:t>
-      </w:r>
-      <w:r>
-        <w:br/>
-      </w:r>
-      <w:r>
-        <w:rPr>
-          <w:rStyle w:val="FunctionTok"/>
-        </w:rPr>
-        <w:t xml:space="preserve">library</w:t>
-      </w:r>
-      <w:r>
-        <w:rPr>
-          <w:rStyle w:val="NormalTok"/>
-        </w:rPr>
-        <w:t xml:space="preserve">(daltoolbox) </w:t>
+        <w:pStyle w:val="FirstParagraph"/>
+      </w:pPr>
+      <w:r>
+        <w:t xml:space="preserve">Load data and inspect.</w:t>
       </w:r>
     </w:p>
     <w:p>
       <w:pPr>
-        <w:pStyle w:val="FirstParagraph"/>
-      </w:pPr>
-      <w:r>
-        <w:t xml:space="preserve">Load Boston dataset (MASS) and inspect types.</w:t>
+        <w:pStyle w:val="SourceCode"/>
+      </w:pPr>
+      <w:r>
+        <w:rPr>
+          <w:rStyle w:val="FunctionTok"/>
+        </w:rPr>
+        <w:t xml:space="preserve">data</w:t>
+      </w:r>
+      <w:r>
+        <w:rPr>
+          <w:rStyle w:val="NormalTok"/>
+        </w:rPr>
+        <w:t xml:space="preserve">(Boston)</w:t>
+      </w:r>
+      <w:r>
+        <w:br/>
+      </w:r>
+      <w:r>
+        <w:rPr>
+          <w:rStyle w:val="FunctionTok"/>
+        </w:rPr>
+        <w:t xml:space="preserve">head</w:t>
+      </w:r>
+      <w:r>
+        <w:rPr>
+          <w:rStyle w:val="NormalTok"/>
+        </w:rPr>
+        <w:t xml:space="preserve">(Boston)</w:t>
       </w:r>
     </w:p>
     <w:p>
@@ -164,119 +158,86 @@
       </w:pPr>
       <w:r>
         <w:rPr>
-          <w:rStyle w:val="CommentTok"/>
-        </w:rPr>
-        <w:t xml:space="preserve"># Dataset for regression analysis</w:t>
+          <w:rStyle w:val="VerbatimChar"/>
+        </w:rPr>
+        <w:t xml:space="preserve">##      crim zn indus chas   nox    rm  age    dis rad tax ptratio  black lstat medv</w:t>
       </w:r>
       <w:r>
         <w:br/>
       </w:r>
       <w:r>
+        <w:rPr>
+          <w:rStyle w:val="VerbatimChar"/>
+        </w:rPr>
+        <w:t xml:space="preserve">## 1 0.00632 18  2.31    0 0.538 6.575 65.2 4.0900   1 296    15.3 396.90  4.98 24.0</w:t>
+      </w:r>
+      <w:r>
         <w:br/>
       </w:r>
       <w:r>
         <w:rPr>
-          <w:rStyle w:val="FunctionTok"/>
-        </w:rPr>
-        <w:t xml:space="preserve">library</w:t>
-      </w:r>
-      <w:r>
-        <w:rPr>
-          <w:rStyle w:val="NormalTok"/>
-        </w:rPr>
-        <w:t xml:space="preserve">(MASS)</w:t>
+          <w:rStyle w:val="VerbatimChar"/>
+        </w:rPr>
+        <w:t xml:space="preserve">## 2 0.02731  0  7.07    0 0.469 6.421 78.9 4.9671   2 242    17.8 396.90  9.14 21.6</w:t>
       </w:r>
       <w:r>
         <w:br/>
       </w:r>
       <w:r>
         <w:rPr>
-          <w:rStyle w:val="FunctionTok"/>
-        </w:rPr>
-        <w:t xml:space="preserve">data</w:t>
-      </w:r>
-      <w:r>
-        <w:rPr>
-          <w:rStyle w:val="NormalTok"/>
-        </w:rPr>
-        <w:t xml:space="preserve">(Boston)</w:t>
+          <w:rStyle w:val="VerbatimChar"/>
+        </w:rPr>
+        <w:t xml:space="preserve">## 3 0.02729  0  7.07    0 0.469 7.185 61.1 4.9671   2 242    17.8 392.83  4.03 34.7</w:t>
       </w:r>
       <w:r>
         <w:br/>
       </w:r>
       <w:r>
         <w:rPr>
-          <w:rStyle w:val="FunctionTok"/>
-        </w:rPr>
-        <w:t xml:space="preserve">print</w:t>
-      </w:r>
-      <w:r>
-        <w:rPr>
-          <w:rStyle w:val="NormalTok"/>
-        </w:rPr>
-        <w:t xml:space="preserve">(</w:t>
-      </w:r>
-      <w:r>
-        <w:rPr>
-          <w:rStyle w:val="FunctionTok"/>
-        </w:rPr>
-        <w:t xml:space="preserve">t</w:t>
-      </w:r>
-      <w:r>
-        <w:rPr>
-          <w:rStyle w:val="NormalTok"/>
-        </w:rPr>
-        <w:t xml:space="preserve">(</w:t>
-      </w:r>
-      <w:r>
-        <w:rPr>
-          <w:rStyle w:val="FunctionTok"/>
-        </w:rPr>
-        <w:t xml:space="preserve">sapply</w:t>
-      </w:r>
-      <w:r>
-        <w:rPr>
-          <w:rStyle w:val="NormalTok"/>
-        </w:rPr>
-        <w:t xml:space="preserve">(Boston, class)))</w:t>
+          <w:rStyle w:val="VerbatimChar"/>
+        </w:rPr>
+        <w:t xml:space="preserve">## 4 0.03237  0  2.18    0 0.458 6.998 45.8 6.0622   3 222    18.7 394.63  2.94 33.4</w:t>
+      </w:r>
+      <w:r>
+        <w:br/>
+      </w:r>
+      <w:r>
+        <w:rPr>
+          <w:rStyle w:val="VerbatimChar"/>
+        </w:rPr>
+        <w:t xml:space="preserve">## 5 0.06905  0  2.18    0 0.458 7.147 54.2 6.0622   3 222    18.7 396.90  5.33 36.2</w:t>
+      </w:r>
+      <w:r>
+        <w:br/>
+      </w:r>
+      <w:r>
+        <w:rPr>
+          <w:rStyle w:val="VerbatimChar"/>
+        </w:rPr>
+        <w:t xml:space="preserve">## 6 0.02985  0  2.18    0 0.458 6.430 58.7 6.0622   3 222    18.7 394.12  5.21 28.7</w:t>
       </w:r>
     </w:p>
     <w:p>
       <w:pPr>
-        <w:pStyle w:val="SourceCode"/>
-      </w:pPr>
+        <w:pStyle w:val="FirstParagraph"/>
+      </w:pPr>
+      <w:r>
+        <w:t xml:space="preserve">Target</w:t>
+      </w:r>
+      <w:r>
+        <w:t xml:space="preserve"> </w:t>
+      </w:r>
       <w:r>
         <w:rPr>
           <w:rStyle w:val="VerbatimChar"/>
         </w:rPr>
-        <w:t xml:space="preserve">##      crim      zn        indus     chas      nox       rm        age       dis       rad       tax       ptratio   black    </w:t>
-      </w:r>
-      <w:r>
-        <w:br/>
-      </w:r>
-      <w:r>
-        <w:rPr>
-          <w:rStyle w:val="VerbatimChar"/>
-        </w:rPr>
-        <w:t xml:space="preserve">## [1,] "numeric" "numeric" "numeric" "integer" "numeric" "numeric" "numeric" "numeric" "integer" "numeric" "numeric" "numeric"</w:t>
-      </w:r>
-      <w:r>
-        <w:br/>
-      </w:r>
-      <w:r>
-        <w:rPr>
-          <w:rStyle w:val="VerbatimChar"/>
-        </w:rPr>
-        <w:t xml:space="preserve">##      lstat     medv     </w:t>
-      </w:r>
-      <w:r>
-        <w:br/>
-      </w:r>
-      <w:r>
-        <w:rPr>
-          <w:rStyle w:val="VerbatimChar"/>
-        </w:rPr>
-        <w:t xml:space="preserve">## [1,] "numeric" "numeric"</w:t>
+        <w:t xml:space="preserve">medv</w:t>
+      </w:r>
+      <w:r>
+        <w:t xml:space="preserve"> </w:t>
+      </w:r>
+      <w:r>
+        <w:t xml:space="preserve">and reproducible train/test split.</w:t>
       </w:r>
     </w:p>
     <w:p>
@@ -287,138 +248,336 @@
         <w:rPr>
           <w:rStyle w:val="FunctionTok"/>
         </w:rPr>
-        <w:t xml:space="preserve">head</w:t>
-      </w:r>
-      <w:r>
-        <w:rPr>
-          <w:rStyle w:val="NormalTok"/>
-        </w:rPr>
-        <w:t xml:space="preserve">(Boston)</w:t>
+        <w:t xml:space="preserve">set_example_seed</w:t>
+      </w:r>
+      <w:r>
+        <w:rPr>
+          <w:rStyle w:val="NormalTok"/>
+        </w:rPr>
+        <w:t xml:space="preserve">()</w:t>
+      </w:r>
+      <w:r>
+        <w:br/>
+      </w:r>
+      <w:r>
+        <w:rPr>
+          <w:rStyle w:val="NormalTok"/>
+        </w:rPr>
+        <w:t xml:space="preserve">sr </w:t>
+      </w:r>
+      <w:r>
+        <w:rPr>
+          <w:rStyle w:val="OtherTok"/>
+        </w:rPr>
+        <w:t xml:space="preserve">&lt;-</w:t>
+      </w:r>
+      <w:r>
+        <w:rPr>
+          <w:rStyle w:val="NormalTok"/>
+        </w:rPr>
+        <w:t xml:space="preserve"> </w:t>
+      </w:r>
+      <w:r>
+        <w:rPr>
+          <w:rStyle w:val="FunctionTok"/>
+        </w:rPr>
+        <w:t xml:space="preserve">train_test</w:t>
+      </w:r>
+      <w:r>
+        <w:rPr>
+          <w:rStyle w:val="NormalTok"/>
+        </w:rPr>
+        <w:t xml:space="preserve">(</w:t>
+      </w:r>
+      <w:r>
+        <w:rPr>
+          <w:rStyle w:val="FunctionTok"/>
+        </w:rPr>
+        <w:t xml:space="preserve">sample_random</w:t>
+      </w:r>
+      <w:r>
+        <w:rPr>
+          <w:rStyle w:val="NormalTok"/>
+        </w:rPr>
+        <w:t xml:space="preserve">(), Boston)</w:t>
+      </w:r>
+      <w:r>
+        <w:br/>
+      </w:r>
+      <w:r>
+        <w:rPr>
+          <w:rStyle w:val="NormalTok"/>
+        </w:rPr>
+        <w:t xml:space="preserve">boston_train </w:t>
+      </w:r>
+      <w:r>
+        <w:rPr>
+          <w:rStyle w:val="OtherTok"/>
+        </w:rPr>
+        <w:t xml:space="preserve">&lt;-</w:t>
+      </w:r>
+      <w:r>
+        <w:rPr>
+          <w:rStyle w:val="NormalTok"/>
+        </w:rPr>
+        <w:t xml:space="preserve"> sr</w:t>
+      </w:r>
+      <w:r>
+        <w:rPr>
+          <w:rStyle w:val="SpecialCharTok"/>
+        </w:rPr>
+        <w:t xml:space="preserve">$</w:t>
+      </w:r>
+      <w:r>
+        <w:rPr>
+          <w:rStyle w:val="NormalTok"/>
+        </w:rPr>
+        <w:t xml:space="preserve">train</w:t>
+      </w:r>
+      <w:r>
+        <w:br/>
+      </w:r>
+      <w:r>
+        <w:rPr>
+          <w:rStyle w:val="NormalTok"/>
+        </w:rPr>
+        <w:t xml:space="preserve">boston_test </w:t>
+      </w:r>
+      <w:r>
+        <w:rPr>
+          <w:rStyle w:val="OtherTok"/>
+        </w:rPr>
+        <w:t xml:space="preserve">&lt;-</w:t>
+      </w:r>
+      <w:r>
+        <w:rPr>
+          <w:rStyle w:val="NormalTok"/>
+        </w:rPr>
+        <w:t xml:space="preserve"> sr</w:t>
+      </w:r>
+      <w:r>
+        <w:rPr>
+          <w:rStyle w:val="SpecialCharTok"/>
+        </w:rPr>
+        <w:t xml:space="preserve">$</w:t>
+      </w:r>
+      <w:r>
+        <w:rPr>
+          <w:rStyle w:val="NormalTok"/>
+        </w:rPr>
+        <w:t xml:space="preserve">test</w:t>
       </w:r>
     </w:p>
     <w:p>
       <w:pPr>
-        <w:pStyle w:val="SourceCode"/>
-      </w:pPr>
-      <w:r>
-        <w:rPr>
-          <w:rStyle w:val="VerbatimChar"/>
-        </w:rPr>
-        <w:t xml:space="preserve">##      crim zn indus chas   nox    rm  age    dis rad tax ptratio  black lstat medv</w:t>
-      </w:r>
-      <w:r>
-        <w:br/>
-      </w:r>
-      <w:r>
-        <w:rPr>
-          <w:rStyle w:val="VerbatimChar"/>
-        </w:rPr>
-        <w:t xml:space="preserve">## 1 0.00632 18  2.31    0 0.538 6.575 65.2 4.0900   1 296    15.3 396.90  4.98 24.0</w:t>
-      </w:r>
-      <w:r>
-        <w:br/>
-      </w:r>
-      <w:r>
-        <w:rPr>
-          <w:rStyle w:val="VerbatimChar"/>
-        </w:rPr>
-        <w:t xml:space="preserve">## 2 0.02731  0  7.07    0 0.469 6.421 78.9 4.9671   2 242    17.8 396.90  9.14 21.6</w:t>
-      </w:r>
-      <w:r>
-        <w:br/>
-      </w:r>
-      <w:r>
-        <w:rPr>
-          <w:rStyle w:val="VerbatimChar"/>
-        </w:rPr>
-        <w:t xml:space="preserve">## 3 0.02729  0  7.07    0 0.469 7.185 61.1 4.9671   2 242    17.8 392.83  4.03 34.7</w:t>
-      </w:r>
-      <w:r>
-        <w:br/>
-      </w:r>
-      <w:r>
-        <w:rPr>
-          <w:rStyle w:val="VerbatimChar"/>
-        </w:rPr>
-        <w:t xml:space="preserve">## 4 0.03237  0  2.18    0 0.458 6.998 45.8 6.0622   3 222    18.7 394.63  2.94 33.4</w:t>
-      </w:r>
-      <w:r>
-        <w:br/>
-      </w:r>
-      <w:r>
-        <w:rPr>
-          <w:rStyle w:val="VerbatimChar"/>
-        </w:rPr>
-        <w:t xml:space="preserve">## 5 0.06905  0  2.18    0 0.458 7.147 54.2 6.0622   3 222    18.7 396.90  5.33 36.2</w:t>
-      </w:r>
-      <w:r>
-        <w:br/>
-      </w:r>
-      <w:r>
-        <w:rPr>
-          <w:rStyle w:val="VerbatimChar"/>
-        </w:rPr>
-        <w:t xml:space="preserve">## 6 0.02985  0  2.18    0 0.458 6.430 58.7 6.0622   3 222    18.7 394.12  5.21 28.7</w:t>
+        <w:pStyle w:val="FirstParagraph"/>
+      </w:pPr>
+      <w:r>
+        <w:t xml:space="preserve">Model configuration and fitting.</w:t>
       </w:r>
     </w:p>
     <w:p>
       <w:pPr>
-        <w:pStyle w:val="FirstParagraph"/>
-      </w:pPr>
-      <w:r>
-        <w:t xml:space="preserve">Optional conversion to matrix for performance in some methods.</w:t>
+        <w:pStyle w:val="SourceCode"/>
+      </w:pPr>
+      <w:r>
+        <w:rPr>
+          <w:rStyle w:val="NormalTok"/>
+        </w:rPr>
+        <w:t xml:space="preserve">model </w:t>
+      </w:r>
+      <w:r>
+        <w:rPr>
+          <w:rStyle w:val="OtherTok"/>
+        </w:rPr>
+        <w:t xml:space="preserve">&lt;-</w:t>
+      </w:r>
+      <w:r>
+        <w:rPr>
+          <w:rStyle w:val="NormalTok"/>
+        </w:rPr>
+        <w:t xml:space="preserve"> </w:t>
+      </w:r>
+      <w:r>
+        <w:rPr>
+          <w:rStyle w:val="FunctionTok"/>
+        </w:rPr>
+        <w:t xml:space="preserve">reg_dtree</w:t>
+      </w:r>
+      <w:r>
+        <w:rPr>
+          <w:rStyle w:val="NormalTok"/>
+        </w:rPr>
+        <w:t xml:space="preserve">(</w:t>
+      </w:r>
+      <w:r>
+        <w:rPr>
+          <w:rStyle w:val="StringTok"/>
+        </w:rPr>
+        <w:t xml:space="preserve">"medv"</w:t>
+      </w:r>
+      <w:r>
+        <w:rPr>
+          <w:rStyle w:val="NormalTok"/>
+        </w:rPr>
+        <w:t xml:space="preserve">)</w:t>
+      </w:r>
+      <w:r>
+        <w:br/>
+      </w:r>
+      <w:r>
+        <w:rPr>
+          <w:rStyle w:val="FunctionTok"/>
+        </w:rPr>
+        <w:t xml:space="preserve">set_example_seed</w:t>
+      </w:r>
+      <w:r>
+        <w:rPr>
+          <w:rStyle w:val="NormalTok"/>
+        </w:rPr>
+        <w:t xml:space="preserve">()</w:t>
+      </w:r>
+      <w:r>
+        <w:br/>
+      </w:r>
+      <w:r>
+        <w:rPr>
+          <w:rStyle w:val="NormalTok"/>
+        </w:rPr>
+        <w:t xml:space="preserve">model </w:t>
+      </w:r>
+      <w:r>
+        <w:rPr>
+          <w:rStyle w:val="OtherTok"/>
+        </w:rPr>
+        <w:t xml:space="preserve">&lt;-</w:t>
+      </w:r>
+      <w:r>
+        <w:rPr>
+          <w:rStyle w:val="NormalTok"/>
+        </w:rPr>
+        <w:t xml:space="preserve"> </w:t>
+      </w:r>
+      <w:r>
+        <w:rPr>
+          <w:rStyle w:val="FunctionTok"/>
+        </w:rPr>
+        <w:t xml:space="preserve">fit</w:t>
+      </w:r>
+      <w:r>
+        <w:rPr>
+          <w:rStyle w:val="NormalTok"/>
+        </w:rPr>
+        <w:t xml:space="preserve">(model, boston_train)</w:t>
       </w:r>
     </w:p>
     <w:p>
       <w:pPr>
-        <w:pStyle w:val="SourceCode"/>
-      </w:pPr>
-      <w:r>
-        <w:rPr>
-          <w:rStyle w:val="CommentTok"/>
-        </w:rPr>
-        <w:t xml:space="preserve"># for performance, you can convert to matrix</w:t>
-      </w:r>
-      <w:r>
-        <w:br/>
-      </w:r>
-      <w:r>
-        <w:rPr>
-          <w:rStyle w:val="NormalTok"/>
-        </w:rPr>
-        <w:t xml:space="preserve">Boston </w:t>
-      </w:r>
-      <w:r>
-        <w:rPr>
-          <w:rStyle w:val="OtherTok"/>
-        </w:rPr>
-        <w:t xml:space="preserve">&lt;-</w:t>
-      </w:r>
-      <w:r>
-        <w:rPr>
-          <w:rStyle w:val="NormalTok"/>
-        </w:rPr>
-        <w:t xml:space="preserve"> </w:t>
-      </w:r>
-      <w:r>
-        <w:rPr>
-          <w:rStyle w:val="FunctionTok"/>
-        </w:rPr>
-        <w:t xml:space="preserve">as.matrix</w:t>
-      </w:r>
-      <w:r>
-        <w:rPr>
-          <w:rStyle w:val="NormalTok"/>
-        </w:rPr>
-        <w:t xml:space="preserve">(Boston)</w:t>
+        <w:pStyle w:val="FirstParagraph"/>
+      </w:pPr>
+      <w:r>
+        <w:t xml:space="preserve">Training evaluation.</w:t>
       </w:r>
     </w:p>
     <w:p>
       <w:pPr>
-        <w:pStyle w:val="FirstParagraph"/>
-      </w:pPr>
-      <w:r>
-        <w:t xml:space="preserve">Random train/test split.</w:t>
+        <w:pStyle w:val="SourceCode"/>
+      </w:pPr>
+      <w:r>
+        <w:rPr>
+          <w:rStyle w:val="NormalTok"/>
+        </w:rPr>
+        <w:t xml:space="preserve">train_prediction </w:t>
+      </w:r>
+      <w:r>
+        <w:rPr>
+          <w:rStyle w:val="OtherTok"/>
+        </w:rPr>
+        <w:t xml:space="preserve">&lt;-</w:t>
+      </w:r>
+      <w:r>
+        <w:rPr>
+          <w:rStyle w:val="NormalTok"/>
+        </w:rPr>
+        <w:t xml:space="preserve"> </w:t>
+      </w:r>
+      <w:r>
+        <w:rPr>
+          <w:rStyle w:val="FunctionTok"/>
+        </w:rPr>
+        <w:t xml:space="preserve">predict</w:t>
+      </w:r>
+      <w:r>
+        <w:rPr>
+          <w:rStyle w:val="NormalTok"/>
+        </w:rPr>
+        <w:t xml:space="preserve">(model, boston_train)</w:t>
+      </w:r>
+      <w:r>
+        <w:br/>
+      </w:r>
+      <w:r>
+        <w:rPr>
+          <w:rStyle w:val="NormalTok"/>
+        </w:rPr>
+        <w:t xml:space="preserve">train_eval </w:t>
+      </w:r>
+      <w:r>
+        <w:rPr>
+          <w:rStyle w:val="OtherTok"/>
+        </w:rPr>
+        <w:t xml:space="preserve">&lt;-</w:t>
+      </w:r>
+      <w:r>
+        <w:rPr>
+          <w:rStyle w:val="NormalTok"/>
+        </w:rPr>
+        <w:t xml:space="preserve"> </w:t>
+      </w:r>
+      <w:r>
+        <w:rPr>
+          <w:rStyle w:val="FunctionTok"/>
+        </w:rPr>
+        <w:t xml:space="preserve">evaluate</w:t>
+      </w:r>
+      <w:r>
+        <w:rPr>
+          <w:rStyle w:val="NormalTok"/>
+        </w:rPr>
+        <w:t xml:space="preserve">(model, boston_train[, </w:t>
+      </w:r>
+      <w:r>
+        <w:rPr>
+          <w:rStyle w:val="StringTok"/>
+        </w:rPr>
+        <w:t xml:space="preserve">"medv"</w:t>
+      </w:r>
+      <w:r>
+        <w:rPr>
+          <w:rStyle w:val="NormalTok"/>
+        </w:rPr>
+        <w:t xml:space="preserve">], train_prediction)</w:t>
+      </w:r>
+      <w:r>
+        <w:br/>
+      </w:r>
+      <w:r>
+        <w:rPr>
+          <w:rStyle w:val="NormalTok"/>
+        </w:rPr>
+        <w:t xml:space="preserve">train_eval</w:t>
+      </w:r>
+      <w:r>
+        <w:rPr>
+          <w:rStyle w:val="SpecialCharTok"/>
+        </w:rPr>
+        <w:t xml:space="preserve">$</w:t>
+      </w:r>
+      <w:r>
+        <w:rPr>
+          <w:rStyle w:val="NormalTok"/>
+        </w:rPr>
+        <w:t xml:space="preserve">metrics</w:t>
       </w:r>
     </w:p>
     <w:p>
@@ -427,156 +586,18 @@
       </w:pPr>
       <w:r>
         <w:rPr>
-          <w:rStyle w:val="CommentTok"/>
-        </w:rPr>
-        <w:t xml:space="preserve"># preparing dataset for random sampling</w:t>
+          <w:rStyle w:val="VerbatimChar"/>
+        </w:rPr>
+        <w:t xml:space="preserve">##        mse     smape      R2</w:t>
       </w:r>
       <w:r>
         <w:br/>
       </w:r>
       <w:r>
         <w:rPr>
-          <w:rStyle w:val="FunctionTok"/>
-        </w:rPr>
-        <w:t xml:space="preserve">set_example_seed</w:t>
-      </w:r>
-      <w:r>
-        <w:rPr>
-          <w:rStyle w:val="NormalTok"/>
-        </w:rPr>
-        <w:t xml:space="preserve">()</w:t>
-      </w:r>
-      <w:r>
-        <w:br/>
-      </w:r>
-      <w:r>
-        <w:rPr>
-          <w:rStyle w:val="NormalTok"/>
-        </w:rPr>
-        <w:t xml:space="preserve">sr </w:t>
-      </w:r>
-      <w:r>
-        <w:rPr>
-          <w:rStyle w:val="OtherTok"/>
-        </w:rPr>
-        <w:t xml:space="preserve">&lt;-</w:t>
-      </w:r>
-      <w:r>
-        <w:rPr>
-          <w:rStyle w:val="NormalTok"/>
-        </w:rPr>
-        <w:t xml:space="preserve"> </w:t>
-      </w:r>
-      <w:r>
-        <w:rPr>
-          <w:rStyle w:val="FunctionTok"/>
-        </w:rPr>
-        <w:t xml:space="preserve">sample_random</w:t>
-      </w:r>
-      <w:r>
-        <w:rPr>
-          <w:rStyle w:val="NormalTok"/>
-        </w:rPr>
-        <w:t xml:space="preserve">()</w:t>
-      </w:r>
-      <w:r>
-        <w:br/>
-      </w:r>
-      <w:r>
-        <w:rPr>
-          <w:rStyle w:val="NormalTok"/>
-        </w:rPr>
-        <w:t xml:space="preserve">sr </w:t>
-      </w:r>
-      <w:r>
-        <w:rPr>
-          <w:rStyle w:val="OtherTok"/>
-        </w:rPr>
-        <w:t xml:space="preserve">&lt;-</w:t>
-      </w:r>
-      <w:r>
-        <w:rPr>
-          <w:rStyle w:val="NormalTok"/>
-        </w:rPr>
-        <w:t xml:space="preserve"> </w:t>
-      </w:r>
-      <w:r>
-        <w:rPr>
-          <w:rStyle w:val="FunctionTok"/>
-        </w:rPr>
-        <w:t xml:space="preserve">train_test</w:t>
-      </w:r>
-      <w:r>
-        <w:rPr>
-          <w:rStyle w:val="NormalTok"/>
-        </w:rPr>
-        <w:t xml:space="preserve">(sr, Boston)</w:t>
-      </w:r>
-      <w:r>
-        <w:br/>
-      </w:r>
-      <w:r>
-        <w:rPr>
-          <w:rStyle w:val="NormalTok"/>
-        </w:rPr>
-        <w:t xml:space="preserve">boston_train </w:t>
-      </w:r>
-      <w:r>
-        <w:rPr>
-          <w:rStyle w:val="OtherTok"/>
-        </w:rPr>
-        <w:t xml:space="preserve">&lt;-</w:t>
-      </w:r>
-      <w:r>
-        <w:rPr>
-          <w:rStyle w:val="NormalTok"/>
-        </w:rPr>
-        <w:t xml:space="preserve"> sr</w:t>
-      </w:r>
-      <w:r>
-        <w:rPr>
-          <w:rStyle w:val="SpecialCharTok"/>
-        </w:rPr>
-        <w:t xml:space="preserve">$</w:t>
-      </w:r>
-      <w:r>
-        <w:rPr>
-          <w:rStyle w:val="NormalTok"/>
-        </w:rPr>
-        <w:t xml:space="preserve">train</w:t>
-      </w:r>
-      <w:r>
-        <w:br/>
-      </w:r>
-      <w:r>
-        <w:rPr>
-          <w:rStyle w:val="NormalTok"/>
-        </w:rPr>
-        <w:t xml:space="preserve">boston_test </w:t>
-      </w:r>
-      <w:r>
-        <w:rPr>
-          <w:rStyle w:val="OtherTok"/>
-        </w:rPr>
-        <w:t xml:space="preserve">&lt;-</w:t>
-      </w:r>
-      <w:r>
-        <w:rPr>
-          <w:rStyle w:val="NormalTok"/>
-        </w:rPr>
-        <w:t xml:space="preserve"> sr</w:t>
-      </w:r>
-      <w:r>
-        <w:rPr>
-          <w:rStyle w:val="SpecialCharTok"/>
-        </w:rPr>
-        <w:t xml:space="preserve">$</w:t>
-      </w:r>
-      <w:r>
-        <w:rPr>
-          <w:rStyle w:val="NormalTok"/>
-        </w:rPr>
-        <w:t xml:space="preserve">test</w:t>
+          <w:rStyle w:val="VerbatimChar"/>
+        </w:rPr>
+        <w:t xml:space="preserve">## 1 15.68278 0.1408692 0.80291</w:t>
       </w:r>
     </w:p>
     <w:p>
@@ -584,19 +605,7 @@
         <w:pStyle w:val="FirstParagraph"/>
       </w:pPr>
       <w:r>
-        <w:t xml:space="preserve">Train regression tree model to predict</w:t>
-      </w:r>
-      <w:r>
-        <w:t xml:space="preserve"> </w:t>
-      </w:r>
-      <w:r>
-        <w:rPr>
-          <w:rStyle w:val="VerbatimChar"/>
-        </w:rPr>
-        <w:t xml:space="preserve">medv</w:t>
-      </w:r>
-      <w:r>
-        <w:t xml:space="preserve">.</w:t>
+        <w:t xml:space="preserve">Test evaluation.</w:t>
       </w:r>
     </w:p>
     <w:p>
@@ -605,501 +614,153 @@
       </w:pPr>
       <w:r>
         <w:rPr>
-          <w:rStyle w:val="CommentTok"/>
-        </w:rPr>
-        <w:t xml:space="preserve"># Training</w:t>
+          <w:rStyle w:val="NormalTok"/>
+        </w:rPr>
+        <w:t xml:space="preserve">test_prediction </w:t>
+      </w:r>
+      <w:r>
+        <w:rPr>
+          <w:rStyle w:val="OtherTok"/>
+        </w:rPr>
+        <w:t xml:space="preserve">&lt;-</w:t>
+      </w:r>
+      <w:r>
+        <w:rPr>
+          <w:rStyle w:val="NormalTok"/>
+        </w:rPr>
+        <w:t xml:space="preserve"> </w:t>
+      </w:r>
+      <w:r>
+        <w:rPr>
+          <w:rStyle w:val="FunctionTok"/>
+        </w:rPr>
+        <w:t xml:space="preserve">predict</w:t>
+      </w:r>
+      <w:r>
+        <w:rPr>
+          <w:rStyle w:val="NormalTok"/>
+        </w:rPr>
+        <w:t xml:space="preserve">(model, boston_test)</w:t>
       </w:r>
       <w:r>
         <w:br/>
       </w:r>
       <w:r>
+        <w:rPr>
+          <w:rStyle w:val="NormalTok"/>
+        </w:rPr>
+        <w:t xml:space="preserve">test_eval </w:t>
+      </w:r>
+      <w:r>
+        <w:rPr>
+          <w:rStyle w:val="OtherTok"/>
+        </w:rPr>
+        <w:t xml:space="preserve">&lt;-</w:t>
+      </w:r>
+      <w:r>
+        <w:rPr>
+          <w:rStyle w:val="NormalTok"/>
+        </w:rPr>
+        <w:t xml:space="preserve"> </w:t>
+      </w:r>
+      <w:r>
+        <w:rPr>
+          <w:rStyle w:val="FunctionTok"/>
+        </w:rPr>
+        <w:t xml:space="preserve">evaluate</w:t>
+      </w:r>
+      <w:r>
+        <w:rPr>
+          <w:rStyle w:val="NormalTok"/>
+        </w:rPr>
+        <w:t xml:space="preserve">(model, boston_test[, </w:t>
+      </w:r>
+      <w:r>
+        <w:rPr>
+          <w:rStyle w:val="StringTok"/>
+        </w:rPr>
+        <w:t xml:space="preserve">"medv"</w:t>
+      </w:r>
+      <w:r>
+        <w:rPr>
+          <w:rStyle w:val="NormalTok"/>
+        </w:rPr>
+        <w:t xml:space="preserve">], test_prediction)</w:t>
+      </w:r>
+      <w:r>
         <w:br/>
       </w:r>
       <w:r>
         <w:rPr>
           <w:rStyle w:val="NormalTok"/>
         </w:rPr>
-        <w:t xml:space="preserve">model </w:t>
-      </w:r>
-      <w:r>
-        <w:rPr>
-          <w:rStyle w:val="OtherTok"/>
-        </w:rPr>
-        <w:t xml:space="preserve">&lt;-</w:t>
-      </w:r>
-      <w:r>
-        <w:rPr>
-          <w:rStyle w:val="NormalTok"/>
-        </w:rPr>
-        <w:t xml:space="preserve"> </w:t>
-      </w:r>
-      <w:r>
-        <w:rPr>
-          <w:rStyle w:val="FunctionTok"/>
-        </w:rPr>
-        <w:t xml:space="preserve">reg_dtree</w:t>
-      </w:r>
-      <w:r>
-        <w:rPr>
-          <w:rStyle w:val="NormalTok"/>
-        </w:rPr>
-        <w:t xml:space="preserve">(</w:t>
-      </w:r>
-      <w:r>
-        <w:rPr>
-          <w:rStyle w:val="StringTok"/>
-        </w:rPr>
-        <w:t xml:space="preserve">"medv"</w:t>
-      </w:r>
-      <w:r>
-        <w:rPr>
-          <w:rStyle w:val="NormalTok"/>
-        </w:rPr>
-        <w:t xml:space="preserve">)</w:t>
-      </w:r>
-      <w:r>
-        <w:br/>
-      </w:r>
-      <w:r>
-        <w:rPr>
-          <w:rStyle w:val="FunctionTok"/>
-        </w:rPr>
-        <w:t xml:space="preserve">set_example_seed</w:t>
-      </w:r>
-      <w:r>
-        <w:rPr>
-          <w:rStyle w:val="NormalTok"/>
-        </w:rPr>
-        <w:t xml:space="preserve">()</w:t>
-      </w:r>
-      <w:r>
-        <w:br/>
-      </w:r>
-      <w:r>
-        <w:rPr>
-          <w:rStyle w:val="NormalTok"/>
-        </w:rPr>
-        <w:t xml:space="preserve">model </w:t>
-      </w:r>
-      <w:r>
-        <w:rPr>
-          <w:rStyle w:val="OtherTok"/>
-        </w:rPr>
-        <w:t xml:space="preserve">&lt;-</w:t>
-      </w:r>
-      <w:r>
-        <w:rPr>
-          <w:rStyle w:val="NormalTok"/>
-        </w:rPr>
-        <w:t xml:space="preserve"> </w:t>
-      </w:r>
-      <w:r>
-        <w:rPr>
-          <w:rStyle w:val="FunctionTok"/>
-        </w:rPr>
-        <w:t xml:space="preserve">fit</w:t>
-      </w:r>
-      <w:r>
-        <w:rPr>
-          <w:rStyle w:val="NormalTok"/>
-        </w:rPr>
-        <w:t xml:space="preserve">(model, boston_train)</w:t>
+        <w:t xml:space="preserve">test_eval</w:t>
+      </w:r>
+      <w:r>
+        <w:rPr>
+          <w:rStyle w:val="SpecialCharTok"/>
+        </w:rPr>
+        <w:t xml:space="preserve">$</w:t>
+      </w:r>
+      <w:r>
+        <w:rPr>
+          <w:rStyle w:val="NormalTok"/>
+        </w:rPr>
+        <w:t xml:space="preserve">metrics</w:t>
       </w:r>
     </w:p>
     <w:p>
       <w:pPr>
-        <w:pStyle w:val="FirstParagraph"/>
-      </w:pPr>
-      <w:r>
-        <w:t xml:space="preserve">What to observe</w:t>
-      </w:r>
-      <w:r>
-        <w:t xml:space="preserve"> </w:t>
-      </w:r>
-      <w:r>
-        <w:t xml:space="preserve">- The learner definition is still compact, even though the target is numeric.</w:t>
-      </w:r>
-      <w:r>
-        <w:t xml:space="preserve"> </w:t>
-      </w:r>
-      <w:r>
-        <w:t xml:space="preserve">- The main conceptual change is in the evaluation stage, not in the fitting logic.</w:t>
+        <w:pStyle w:val="SourceCode"/>
+      </w:pPr>
+      <w:r>
+        <w:rPr>
+          <w:rStyle w:val="VerbatimChar"/>
+        </w:rPr>
+        <w:t xml:space="preserve">##        mse     smape        R2</w:t>
+      </w:r>
+      <w:r>
+        <w:br/>
+      </w:r>
+      <w:r>
+        <w:rPr>
+          <w:rStyle w:val="VerbatimChar"/>
+        </w:rPr>
+        <w:t xml:space="preserve">## 1 19.02943 0.1689264 0.8146707</w:t>
       </w:r>
     </w:p>
     <w:p>
       <w:pPr>
-        <w:pStyle w:val="BodyText"/>
-      </w:pPr>
-      <w:r>
-        <w:t xml:space="preserve">Training evaluation (regression metrics, e.g., RMSE, MAE).</w:t>
+        <w:pStyle w:val="FirstParagraph"/>
+      </w:pPr>
+      <w:r>
+        <w:t xml:space="preserve">What to observe</w:t>
+      </w:r>
+      <w:r>
+        <w:t xml:space="preserve"> </w:t>
+      </w:r>
+      <w:r>
+        <w:t xml:space="preserve">- The regression workflow already has the same structural rhythm as classification.</w:t>
+      </w:r>
+      <w:r>
+        <w:t xml:space="preserve"> </w:t>
+      </w:r>
+      <w:r>
+        <w:t xml:space="preserve">- What changes is the target type and the interpretation of the evaluation metrics.</w:t>
       </w:r>
     </w:p>
     <w:p>
       <w:pPr>
-        <w:pStyle w:val="SourceCode"/>
-      </w:pPr>
-      <w:r>
-        <w:rPr>
-          <w:rStyle w:val="CommentTok"/>
-        </w:rPr>
-        <w:t xml:space="preserve"># Model adjustment</w:t>
-      </w:r>
-      <w:r>
-        <w:br/>
-      </w:r>
-      <w:r>
-        <w:br/>
-      </w:r>
-      <w:r>
-        <w:rPr>
-          <w:rStyle w:val="NormalTok"/>
-        </w:rPr>
-        <w:t xml:space="preserve">train_prediction </w:t>
-      </w:r>
-      <w:r>
-        <w:rPr>
-          <w:rStyle w:val="OtherTok"/>
-        </w:rPr>
-        <w:t xml:space="preserve">&lt;-</w:t>
-      </w:r>
-      <w:r>
-        <w:rPr>
-          <w:rStyle w:val="NormalTok"/>
-        </w:rPr>
+        <w:pStyle w:val="BodyText"/>
+      </w:pPr>
+      <w:r>
+        <w:t xml:space="preserve">References</w:t>
+      </w:r>
+      <w:r>
         <w:t xml:space="preserve"> </w:t>
       </w:r>
       <w:r>
-        <w:rPr>
-          <w:rStyle w:val="FunctionTok"/>
-        </w:rPr>
-        <w:t xml:space="preserve">predict</w:t>
-      </w:r>
-      <w:r>
-        <w:rPr>
-          <w:rStyle w:val="NormalTok"/>
-        </w:rPr>
-        <w:t xml:space="preserve">(model, boston_train)</w:t>
-      </w:r>
-      <w:r>
-        <w:br/>
-      </w:r>
-      <w:r>
-        <w:rPr>
-          <w:rStyle w:val="NormalTok"/>
-        </w:rPr>
-        <w:t xml:space="preserve">boston_train_predictand </w:t>
-      </w:r>
-      <w:r>
-        <w:rPr>
-          <w:rStyle w:val="OtherTok"/>
-        </w:rPr>
-        <w:t xml:space="preserve">&lt;-</w:t>
-      </w:r>
-      <w:r>
-        <w:rPr>
-          <w:rStyle w:val="NormalTok"/>
-        </w:rPr>
-        <w:t xml:space="preserve"> boston_train[,</w:t>
-      </w:r>
-      <w:r>
-        <w:rPr>
-          <w:rStyle w:val="StringTok"/>
-        </w:rPr>
-        <w:t xml:space="preserve">"medv"</w:t>
-      </w:r>
-      <w:r>
-        <w:rPr>
-          <w:rStyle w:val="NormalTok"/>
-        </w:rPr>
-        <w:t xml:space="preserve">]</w:t>
-      </w:r>
-      <w:r>
-        <w:br/>
-      </w:r>
-      <w:r>
-        <w:rPr>
-          <w:rStyle w:val="NormalTok"/>
-        </w:rPr>
-        <w:t xml:space="preserve">train_eval </w:t>
-      </w:r>
-      <w:r>
-        <w:rPr>
-          <w:rStyle w:val="OtherTok"/>
-        </w:rPr>
-        <w:t xml:space="preserve">&lt;-</w:t>
-      </w:r>
-      <w:r>
-        <w:rPr>
-          <w:rStyle w:val="NormalTok"/>
-        </w:rPr>
-        <w:t xml:space="preserve"> </w:t>
-      </w:r>
-      <w:r>
-        <w:rPr>
-          <w:rStyle w:val="FunctionTok"/>
-        </w:rPr>
-        <w:t xml:space="preserve">evaluate</w:t>
-      </w:r>
-      <w:r>
-        <w:rPr>
-          <w:rStyle w:val="NormalTok"/>
-        </w:rPr>
-        <w:t xml:space="preserve">(model, boston_train_predictand, train_prediction)</w:t>
-      </w:r>
-      <w:r>
-        <w:br/>
-      </w:r>
-      <w:r>
-        <w:rPr>
-          <w:rStyle w:val="FunctionTok"/>
-        </w:rPr>
-        <w:t xml:space="preserve">print</w:t>
-      </w:r>
-      <w:r>
-        <w:rPr>
-          <w:rStyle w:val="NormalTok"/>
-        </w:rPr>
-        <w:t xml:space="preserve">(train_eval</w:t>
-      </w:r>
-      <w:r>
-        <w:rPr>
-          <w:rStyle w:val="SpecialCharTok"/>
-        </w:rPr>
-        <w:t xml:space="preserve">$</w:t>
-      </w:r>
-      <w:r>
-        <w:rPr>
-          <w:rStyle w:val="NormalTok"/>
-        </w:rPr>
-        <w:t xml:space="preserve">metrics)</w:t>
-      </w:r>
-    </w:p>
-    <w:p>
-      <w:pPr>
-        <w:pStyle w:val="SourceCode"/>
-      </w:pPr>
-      <w:r>
-        <w:rPr>
-          <w:rStyle w:val="VerbatimChar"/>
-        </w:rPr>
-        <w:t xml:space="preserve">##        mse     smape      R2</w:t>
-      </w:r>
-      <w:r>
-        <w:br/>
-      </w:r>
-      <w:r>
-        <w:rPr>
-          <w:rStyle w:val="VerbatimChar"/>
-        </w:rPr>
-        <w:t xml:space="preserve">## 1 15.68278 0.1408692 0.80291</w:t>
-      </w:r>
-    </w:p>
-    <w:p>
-      <w:pPr>
-        <w:pStyle w:val="FirstParagraph"/>
-      </w:pPr>
-      <w:r>
-        <w:t xml:space="preserve">Test evaluation.</w:t>
-      </w:r>
-    </w:p>
-    <w:p>
-      <w:pPr>
-        <w:pStyle w:val="SourceCode"/>
-      </w:pPr>
-      <w:r>
-        <w:rPr>
-          <w:rStyle w:val="CommentTok"/>
-        </w:rPr>
-        <w:t xml:space="preserve"># Test</w:t>
-      </w:r>
-      <w:r>
-        <w:br/>
-      </w:r>
-      <w:r>
-        <w:br/>
-      </w:r>
-      <w:r>
-        <w:rPr>
-          <w:rStyle w:val="NormalTok"/>
-        </w:rPr>
-        <w:t xml:space="preserve">test_prediction </w:t>
-      </w:r>
-      <w:r>
-        <w:rPr>
-          <w:rStyle w:val="OtherTok"/>
-        </w:rPr>
-        <w:t xml:space="preserve">&lt;-</w:t>
-      </w:r>
-      <w:r>
-        <w:rPr>
-          <w:rStyle w:val="NormalTok"/>
-        </w:rPr>
-        <w:t xml:space="preserve"> </w:t>
-      </w:r>
-      <w:r>
-        <w:rPr>
-          <w:rStyle w:val="FunctionTok"/>
-        </w:rPr>
-        <w:t xml:space="preserve">predict</w:t>
-      </w:r>
-      <w:r>
-        <w:rPr>
-          <w:rStyle w:val="NormalTok"/>
-        </w:rPr>
-        <w:t xml:space="preserve">(model, boston_test)</w:t>
-      </w:r>
-      <w:r>
-        <w:br/>
-      </w:r>
-      <w:r>
-        <w:rPr>
-          <w:rStyle w:val="NormalTok"/>
-        </w:rPr>
-        <w:t xml:space="preserve">boston_test_predictand </w:t>
-      </w:r>
-      <w:r>
-        <w:rPr>
-          <w:rStyle w:val="OtherTok"/>
-        </w:rPr>
-        <w:t xml:space="preserve">&lt;-</w:t>
-      </w:r>
-      <w:r>
-        <w:rPr>
-          <w:rStyle w:val="NormalTok"/>
-        </w:rPr>
-        <w:t xml:space="preserve"> boston_test[,</w:t>
-      </w:r>
-      <w:r>
-        <w:rPr>
-          <w:rStyle w:val="StringTok"/>
-        </w:rPr>
-        <w:t xml:space="preserve">"medv"</w:t>
-      </w:r>
-      <w:r>
-        <w:rPr>
-          <w:rStyle w:val="NormalTok"/>
-        </w:rPr>
-        <w:t xml:space="preserve">]</w:t>
-      </w:r>
-      <w:r>
-        <w:br/>
-      </w:r>
-      <w:r>
-        <w:rPr>
-          <w:rStyle w:val="NormalTok"/>
-        </w:rPr>
-        <w:t xml:space="preserve">test_eval </w:t>
-      </w:r>
-      <w:r>
-        <w:rPr>
-          <w:rStyle w:val="OtherTok"/>
-        </w:rPr>
-        <w:t xml:space="preserve">&lt;-</w:t>
-      </w:r>
-      <w:r>
-        <w:rPr>
-          <w:rStyle w:val="NormalTok"/>
-        </w:rPr>
-        <w:t xml:space="preserve"> </w:t>
-      </w:r>
-      <w:r>
-        <w:rPr>
-          <w:rStyle w:val="FunctionTok"/>
-        </w:rPr>
-        <w:t xml:space="preserve">evaluate</w:t>
-      </w:r>
-      <w:r>
-        <w:rPr>
-          <w:rStyle w:val="NormalTok"/>
-        </w:rPr>
-        <w:t xml:space="preserve">(model, boston_test_predictand, test_prediction)</w:t>
-      </w:r>
-      <w:r>
-        <w:br/>
-      </w:r>
-      <w:r>
-        <w:rPr>
-          <w:rStyle w:val="FunctionTok"/>
-        </w:rPr>
-        <w:t xml:space="preserve">print</w:t>
-      </w:r>
-      <w:r>
-        <w:rPr>
-          <w:rStyle w:val="NormalTok"/>
-        </w:rPr>
-        <w:t xml:space="preserve">(test_eval</w:t>
-      </w:r>
-      <w:r>
-        <w:rPr>
-          <w:rStyle w:val="SpecialCharTok"/>
-        </w:rPr>
-        <w:t xml:space="preserve">$</w:t>
-      </w:r>
-      <w:r>
-        <w:rPr>
-          <w:rStyle w:val="NormalTok"/>
-        </w:rPr>
-        <w:t xml:space="preserve">metrics)</w:t>
-      </w:r>
-    </w:p>
-    <w:p>
-      <w:pPr>
-        <w:pStyle w:val="SourceCode"/>
-      </w:pPr>
-      <w:r>
-        <w:rPr>
-          <w:rStyle w:val="VerbatimChar"/>
-        </w:rPr>
-        <w:t xml:space="preserve">##        mse     smape        R2</w:t>
-      </w:r>
-      <w:r>
-        <w:br/>
-      </w:r>
-      <w:r>
-        <w:rPr>
-          <w:rStyle w:val="VerbatimChar"/>
-        </w:rPr>
-        <w:t xml:space="preserve">## 1 19.02943 0.1689264 0.8146707</w:t>
-      </w:r>
-    </w:p>
-    <w:p>
-      <w:pPr>
-        <w:pStyle w:val="FirstParagraph"/>
-      </w:pPr>
-      <w:r>
-        <w:t xml:space="preserve">Common mistakes</w:t>
-      </w:r>
-      <w:r>
-        <w:t xml:space="preserve"> </w:t>
-      </w:r>
-      <w:r>
-        <w:t xml:space="preserve">- Interpreting regression metrics with the same intuition used for classification accuracy.</w:t>
-      </w:r>
-      <w:r>
-        <w:t xml:space="preserve"> </w:t>
-      </w:r>
-      <w:r>
-        <w:t xml:space="preserve">- Ignoring the scale of the target variable when reading RMSE or MAE.</w:t>
-      </w:r>
-      <w:r>
-        <w:t xml:space="preserve"> </w:t>
-      </w:r>
-      <w:r>
-        <w:t xml:space="preserve">- Treating a good training error as evidence of good predictive performance.</w:t>
-      </w:r>
-    </w:p>
-    <w:p>
-      <w:pPr>
-        <w:pStyle w:val="BodyText"/>
-      </w:pPr>
-      <w:r>
-        <w:t xml:space="preserve">References</w:t>
-      </w:r>
-      <w:r>
-        <w:t xml:space="preserve"> </w:t>
-      </w:r>
-      <w:r>
-        <w:t xml:space="preserve">- Breiman, L., Friedman, J., Olshen, R., and Stone, C. (1984). Classification and Regression Trees. Wadsworth.</w:t>
+        <w:t xml:space="preserve">- Breiman, L., Friedman, J., Olshen, R., and Stone, C. (1984). Classification and Regression Trees.</w:t>
       </w:r>
     </w:p>
     <w:sectPr>
